--- a/Information Security/5. Note_Lecture_5_And_6.docx
+++ b/Information Security/5. Note_Lecture_5_And_6.docx
@@ -96,26 +96,8 @@
         </w:rPr>
         <w:t xml:space="preserve"> structure. It was the U.S. government standard developed in the 1970s.</w:t>
       </w:r>
-    </w:p>
-    <w:p>
-      <w:pPr>
-        <w:spacing w:after="0" w:line="240" w:lineRule="auto"/>
-        <w:rPr>
-          <w:rFonts w:ascii="Times New Roman" w:eastAsia="Times New Roman" w:hAnsi="Times New Roman" w:cs="Times New Roman"/>
-          <w:sz w:val="24"/>
-          <w:szCs w:val="24"/>
-        </w:rPr>
-      </w:pPr>
-      <w:r>
-        <w:rPr>
-          <w:rFonts w:ascii="Times New Roman" w:eastAsia="Times New Roman" w:hAnsi="Times New Roman" w:cs="Times New Roman"/>
-          <w:sz w:val="24"/>
-          <w:szCs w:val="24"/>
-        </w:rPr>
-        <w:pict>
-          <v:rect id="_x0000_i1025" style="width:0;height:1.5pt" o:hralign="center" o:hrstd="t" o:hr="t" fillcolor="#a0a0a0" stroked="f"/>
-        </w:pict>
-      </w:r>
+      <w:bookmarkStart w:id="0" w:name="_GoBack"/>
+      <w:bookmarkEnd w:id="0"/>
     </w:p>
     <w:p>
       <w:pPr>
@@ -1310,7 +1292,6 @@
           <w:sz w:val="24"/>
           <w:szCs w:val="24"/>
         </w:rPr>
-        <w:lastRenderedPageBreak/>
         <w:t>XOR and Swap:</w:t>
       </w:r>
       <w:r>
@@ -1386,6 +1367,7 @@
           <w:sz w:val="24"/>
           <w:szCs w:val="24"/>
         </w:rPr>
+        <w:lastRenderedPageBreak/>
         <w:t>Final Permutation (</w:t>
       </w:r>
       <w:r>
@@ -3009,7 +2991,6 @@
           <w:szCs w:val="24"/>
           <w:bdr w:val="none" w:sz="0" w:space="0" w:color="auto" w:frame="1"/>
         </w:rPr>
-        <w:lastRenderedPageBreak/>
         <w:t>Confusion (</w:t>
       </w:r>
       <w:proofErr w:type="spellStart"/>
@@ -3453,6 +3434,7 @@
           <w:szCs w:val="24"/>
           <w:bdr w:val="none" w:sz="0" w:space="0" w:color="auto" w:frame="1"/>
         </w:rPr>
+        <w:lastRenderedPageBreak/>
         <w:t>Core Security (</w:t>
       </w:r>
       <w:proofErr w:type="spellStart"/>
@@ -5936,7 +5918,6 @@
         <w:rPr>
           <w:color w:val="FF0000"/>
         </w:rPr>
-        <w:lastRenderedPageBreak/>
         <w:t xml:space="preserve">In DES cipher. </w:t>
       </w:r>
       <w:r>
@@ -5966,6 +5947,7 @@
         <w:br/>
       </w:r>
       <w:r>
+        <w:lastRenderedPageBreak/>
         <w:t>d. How many bits in eac</w:t>
       </w:r>
       <w:r>
@@ -6458,7 +6440,6 @@
         <w:rPr>
           <w:color w:val="FF0000"/>
         </w:rPr>
-        <w:lastRenderedPageBreak/>
         <w:t xml:space="preserve">5. </w:t>
       </w:r>
       <w:r>
@@ -6498,6 +6479,7 @@
           <w:sz w:val="24"/>
           <w:szCs w:val="24"/>
         </w:rPr>
+        <w:lastRenderedPageBreak/>
         <w:t>Variable Key Lengths:</w:t>
       </w:r>
       <w:r>
@@ -7498,7 +7480,6 @@
                 <w:sz w:val="24"/>
                 <w:szCs w:val="24"/>
               </w:rPr>
-              <w:lastRenderedPageBreak/>
               <w:t>Algorithm Structure</w:t>
             </w:r>
           </w:p>
@@ -8000,7 +7981,6 @@
         <w:ind w:firstLine="720"/>
       </w:pPr>
       <w:r>
-        <w:lastRenderedPageBreak/>
         <w:t xml:space="preserve"> </w:t>
       </w:r>
       <w:r>
@@ -8215,6 +8195,7 @@
         <w:rPr>
           <w:rFonts w:hAnsi="Symbol"/>
         </w:rPr>
+        <w:lastRenderedPageBreak/>
         <w:t></w:t>
       </w:r>
       <w:r>
@@ -8762,9 +8743,6 @@
       </w:r>
       <w:r>
         <w:br/>
-      </w:r>
-      <w:r>
-        <w:lastRenderedPageBreak/>
         <w:t>→ This moves bytes to different positions.</w:t>
       </w:r>
       <w:r>
@@ -8920,6 +8898,7 @@
           <w:b/>
           <w:color w:val="1F1F1F"/>
         </w:rPr>
+        <w:lastRenderedPageBreak/>
         <w:br/>
       </w:r>
       <w:r>
@@ -9285,7 +9264,6 @@
         <w:rPr>
           <w:rFonts w:ascii="Segoe UI Symbol" w:hAnsi="Segoe UI Symbol" w:cs="Segoe UI Symbol"/>
         </w:rPr>
-        <w:lastRenderedPageBreak/>
         <w:t>✔</w:t>
       </w:r>
       <w:r>
@@ -9433,6 +9411,7 @@
                 <w:szCs w:val="24"/>
                 <w:bdr w:val="none" w:sz="0" w:space="0" w:color="auto" w:frame="1"/>
               </w:rPr>
+              <w:lastRenderedPageBreak/>
               <w:t>Feature</w:t>
             </w:r>
           </w:p>
@@ -10307,7 +10286,6 @@
           <w:sz w:val="24"/>
           <w:szCs w:val="24"/>
         </w:rPr>
-        <w:lastRenderedPageBreak/>
         <w:t>How it works:</w:t>
       </w:r>
     </w:p>
@@ -10431,6 +10409,7 @@
         <w:pStyle w:val="Heading3"/>
       </w:pPr>
       <w:r>
+        <w:lastRenderedPageBreak/>
         <w:br/>
       </w:r>
       <w:r>
@@ -10693,14 +10672,7 @@
           <w:b/>
           <w:color w:val="FF0000"/>
         </w:rPr>
-        <w:t xml:space="preserve"> for non-repudiation while a MAC does not?</w:t>
-      </w:r>
-      <w:r>
-        <w:rPr>
-          <w:b/>
-          <w:color w:val="FF0000"/>
-        </w:rPr>
-        <w:t xml:space="preserve"> </w:t>
+        <w:t xml:space="preserve"> for non-repudiation while a MAC does not? </w:t>
       </w:r>
       <w:r>
         <w:rPr>
@@ -10861,8 +10833,6 @@
       <w:r>
         <w:t>Simple idea:</w:t>
       </w:r>
-      <w:bookmarkStart w:id="0" w:name="_GoBack"/>
-      <w:bookmarkEnd w:id="0"/>
     </w:p>
     <w:p>
       <w:pPr>
@@ -10876,7 +10846,6 @@
         <w:rPr>
           <w:rStyle w:val="Strong"/>
         </w:rPr>
-        <w:lastRenderedPageBreak/>
         <w:t>Digital signature:</w:t>
       </w:r>
       <w:r>
